--- a/Course/1 Component 1 - Computer Systems/1.1 Processors, Input, Output and Storage/1.1.2 Types of Processor/2 Revision Notes (editable).docx
+++ b/Course/1 Component 1 - Computer Systems/1.1 Processors, Input, Output and Storage/1.1.2 Types of Processor/2 Revision Notes (editable).docx
@@ -7,12 +7,17 @@
         <w:pStyle w:val="Heading1"/>
       </w:pPr>
       <w:r>
+        <w:rPr>
+          <w:b w:val="0"/>
+          <w:i w:val="0"/>
+        </w:rPr>
         <w:t>Revision — 1.1.2 Types of Processor</w:t>
       </w:r>
     </w:p>
     <w:p>
       <w:r>
         <w:rPr>
+          <w:b w:val="0"/>
           <w:i/>
         </w:rPr>
         <w:t>OCR H446 — one-page revision summary</w:t>
@@ -23,6 +28,10 @@
         <w:pStyle w:val="Heading2"/>
       </w:pPr>
       <w:r>
+        <w:rPr>
+          <w:b w:val="0"/>
+          <w:i w:val="0"/>
+        </w:rPr>
         <w:t>Must know</w:t>
       </w:r>
     </w:p>
@@ -33,28 +42,43 @@
       <w:r>
         <w:rPr>
           <w:b/>
+          <w:i w:val="0"/>
         </w:rPr>
         <w:t>Von Neumann</w:t>
       </w:r>
       <w:r>
+        <w:rPr>
+          <w:b w:val="0"/>
+          <w:i w:val="0"/>
+        </w:rPr>
         <w:t xml:space="preserve">: a </w:t>
       </w:r>
       <w:r>
         <w:rPr>
           <w:b/>
+          <w:i w:val="0"/>
         </w:rPr>
         <w:t>single shared memory and bus</w:t>
       </w:r>
       <w:r>
+        <w:rPr>
+          <w:b w:val="0"/>
+          <w:i w:val="0"/>
+        </w:rPr>
         <w:t xml:space="preserve"> for both data and instructions — simpler, cheaper, flexible, but can suffer a </w:t>
       </w:r>
       <w:r>
         <w:rPr>
           <w:b/>
+          <w:i w:val="0"/>
         </w:rPr>
         <w:t>bottleneck</w:t>
       </w:r>
       <w:r>
+        <w:rPr>
+          <w:b w:val="0"/>
+          <w:i w:val="0"/>
+        </w:rPr>
         <w:t xml:space="preserve"> (cannot fetch an instruction and access data at the same time). Used in general-purpose PCs.</w:t>
       </w:r>
     </w:p>
@@ -65,28 +89,43 @@
       <w:r>
         <w:rPr>
           <w:b/>
+          <w:i w:val="0"/>
         </w:rPr>
         <w:t>Harvard</w:t>
       </w:r>
       <w:r>
+        <w:rPr>
+          <w:b w:val="0"/>
+          <w:i w:val="0"/>
+        </w:rPr>
         <w:t xml:space="preserve">: </w:t>
       </w:r>
       <w:r>
         <w:rPr>
           <w:b/>
+          <w:i w:val="0"/>
         </w:rPr>
         <w:t>separate memories and buses</w:t>
       </w:r>
       <w:r>
+        <w:rPr>
+          <w:b w:val="0"/>
+          <w:i w:val="0"/>
+        </w:rPr>
         <w:t xml:space="preserve"> for data and instructions, allowing </w:t>
       </w:r>
       <w:r>
         <w:rPr>
           <w:b/>
+          <w:i w:val="0"/>
         </w:rPr>
         <w:t>simultaneous</w:t>
       </w:r>
       <w:r>
+        <w:rPr>
+          <w:b w:val="0"/>
+          <w:i w:val="0"/>
+        </w:rPr>
         <w:t xml:space="preserve"> instruction fetch and data access — more complex/costly. Used in embedded systems, microcontrollers and DSPs.</w:t>
       </w:r>
     </w:p>
@@ -95,24 +134,38 @@
         <w:pStyle w:val="ListBullet"/>
       </w:pPr>
       <w:r>
+        <w:rPr>
+          <w:b w:val="0"/>
+          <w:i w:val="0"/>
+        </w:rPr>
         <w:t xml:space="preserve">Most modern CPUs are </w:t>
       </w:r>
       <w:r>
         <w:rPr>
           <w:b/>
+          <w:i w:val="0"/>
         </w:rPr>
         <w:t>modified (hybrid) Harvard</w:t>
       </w:r>
       <w:r>
+        <w:rPr>
+          <w:b w:val="0"/>
+          <w:i w:val="0"/>
+        </w:rPr>
         <w:t xml:space="preserve">: one unified main memory (Von Neumann style) but </w:t>
       </w:r>
       <w:r>
         <w:rPr>
           <w:b/>
+          <w:i w:val="0"/>
         </w:rPr>
         <w:t>separate L1 instruction and data caches</w:t>
       </w:r>
       <w:r>
+        <w:rPr>
+          <w:b w:val="0"/>
+          <w:i w:val="0"/>
+        </w:rPr>
         <w:t xml:space="preserve"> (Harvard style) close to the core.</w:t>
       </w:r>
     </w:p>
@@ -123,19 +176,29 @@
       <w:r>
         <w:rPr>
           <w:b/>
+          <w:i w:val="0"/>
         </w:rPr>
         <w:t>CISC</w:t>
       </w:r>
       <w:r>
+        <w:rPr>
+          <w:b w:val="0"/>
+          <w:i w:val="0"/>
+        </w:rPr>
         <w:t xml:space="preserve">: many complex, variable-length, multi-cycle instructions; complexity is in the </w:t>
       </w:r>
       <w:r>
         <w:rPr>
           <w:b/>
+          <w:i w:val="0"/>
         </w:rPr>
         <w:t>hardware</w:t>
       </w:r>
       <w:r>
+        <w:rPr>
+          <w:b w:val="0"/>
+          <w:i w:val="0"/>
+        </w:rPr>
         <w:t>; higher power; used in x86 desktops.</w:t>
       </w:r>
     </w:p>
@@ -146,28 +209,43 @@
       <w:r>
         <w:rPr>
           <w:b/>
+          <w:i w:val="0"/>
         </w:rPr>
         <w:t>RISC</w:t>
       </w:r>
       <w:r>
+        <w:rPr>
+          <w:b w:val="0"/>
+          <w:i w:val="0"/>
+        </w:rPr>
         <w:t xml:space="preserve">: few simple, fixed-length instructions aiming for </w:t>
       </w:r>
       <w:r>
         <w:rPr>
           <w:b/>
+          <w:i w:val="0"/>
         </w:rPr>
         <w:t>one cycle each</w:t>
       </w:r>
       <w:r>
+        <w:rPr>
+          <w:b w:val="0"/>
+          <w:i w:val="0"/>
+        </w:rPr>
         <w:t xml:space="preserve">; complexity is in the </w:t>
       </w:r>
       <w:r>
         <w:rPr>
           <w:b/>
+          <w:i w:val="0"/>
         </w:rPr>
         <w:t>software/compiler</w:t>
       </w:r>
       <w:r>
+        <w:rPr>
+          <w:b w:val="0"/>
+          <w:i w:val="0"/>
+        </w:rPr>
         <w:t>; easier to pipeline; lower power; used in ARM mobile/embedded devices.</w:t>
       </w:r>
     </w:p>
@@ -176,33 +254,52 @@
         <w:pStyle w:val="ListBullet"/>
       </w:pPr>
       <w:r>
+        <w:rPr>
+          <w:b w:val="0"/>
+          <w:i w:val="0"/>
+        </w:rPr>
         <w:t xml:space="preserve">A </w:t>
       </w:r>
       <w:r>
         <w:rPr>
           <w:b/>
+          <w:i w:val="0"/>
         </w:rPr>
         <w:t>GPU</w:t>
       </w:r>
       <w:r>
+        <w:rPr>
+          <w:b w:val="0"/>
+          <w:i w:val="0"/>
+        </w:rPr>
         <w:t xml:space="preserve"> has </w:t>
       </w:r>
       <w:r>
         <w:rPr>
           <w:b/>
+          <w:i w:val="0"/>
         </w:rPr>
         <w:t>thousands of small cores</w:t>
       </w:r>
       <w:r>
+        <w:rPr>
+          <w:b w:val="0"/>
+          <w:i w:val="0"/>
+        </w:rPr>
         <w:t xml:space="preserve"> that apply the </w:t>
       </w:r>
       <w:r>
         <w:rPr>
           <w:b/>
+          <w:i w:val="0"/>
         </w:rPr>
         <w:t>same operation to large blocks of data in parallel</w:t>
       </w:r>
       <w:r>
+        <w:rPr>
+          <w:b w:val="0"/>
+          <w:i w:val="0"/>
+        </w:rPr>
         <w:t xml:space="preserve"> (data parallelism) — ideal for rendering pixels/vertices of 3D scenes.</w:t>
       </w:r>
     </w:p>
@@ -213,10 +310,15 @@
       <w:r>
         <w:rPr>
           <w:b/>
+          <w:i w:val="0"/>
         </w:rPr>
         <w:t>GPGPU</w:t>
       </w:r>
       <w:r>
+        <w:rPr>
+          <w:b w:val="0"/>
+          <w:i w:val="0"/>
+        </w:rPr>
         <w:t xml:space="preserve"> = using a GPU for non-graphics work: machine-learning/neural-network training, scientific simulation, image/video processing, crypto hashing.</w:t>
       </w:r>
     </w:p>
@@ -227,28 +329,43 @@
       <w:r>
         <w:rPr>
           <w:b/>
+          <w:i w:val="0"/>
         </w:rPr>
         <w:t>Multicore</w:t>
       </w:r>
       <w:r>
+        <w:rPr>
+          <w:b w:val="0"/>
+          <w:i w:val="0"/>
+        </w:rPr>
         <w:t xml:space="preserve"> = two or more independent cores on one chip. </w:t>
       </w:r>
       <w:r>
         <w:rPr>
           <w:b/>
+          <w:i w:val="0"/>
         </w:rPr>
         <w:t>Parallel processing</w:t>
       </w:r>
       <w:r>
+        <w:rPr>
+          <w:b w:val="0"/>
+          <w:i w:val="0"/>
+        </w:rPr>
         <w:t xml:space="preserve"> splits a task across cores. Benefit is </w:t>
       </w:r>
       <w:r>
         <w:rPr>
           <w:b/>
+          <w:i w:val="0"/>
         </w:rPr>
         <w:t>limited by the serial fraction</w:t>
       </w:r>
       <w:r>
+        <w:rPr>
+          <w:b w:val="0"/>
+          <w:i w:val="0"/>
+        </w:rPr>
         <w:t xml:space="preserve"> — data dependency, coordination overhead or an inherently sequential algorithm prevent effective parallelisation.</w:t>
       </w:r>
     </w:p>
@@ -257,6 +374,10 @@
         <w:pStyle w:val="Heading2"/>
       </w:pPr>
       <w:r>
+        <w:rPr>
+          <w:b w:val="0"/>
+          <w:i w:val="0"/>
+        </w:rPr>
         <w:t>Key terms</w:t>
       </w:r>
     </w:p>
@@ -285,6 +406,7 @@
             <w:r>
               <w:rPr>
                 <w:b/>
+                <w:i w:val="0"/>
               </w:rPr>
               <w:t>Term</w:t>
             </w:r>
@@ -304,6 +426,7 @@
             <w:r>
               <w:rPr>
                 <w:b/>
+                <w:i w:val="0"/>
               </w:rPr>
               <w:t>Definition</w:t>
             </w:r>
@@ -318,6 +441,10 @@
           <w:p>
             <w:r/>
             <w:r>
+              <w:rPr>
+                <w:b w:val="0"/>
+                <w:i w:val="0"/>
+              </w:rPr>
               <w:t>Von Neumann architecture</w:t>
             </w:r>
           </w:p>
@@ -329,6 +456,10 @@
           <w:p>
             <w:r/>
             <w:r>
+              <w:rPr>
+                <w:b w:val="0"/>
+                <w:i w:val="0"/>
+              </w:rPr>
               <w:t>Single shared memory and bus for data and instructions</w:t>
             </w:r>
           </w:p>
@@ -342,6 +473,10 @@
           <w:p>
             <w:r/>
             <w:r>
+              <w:rPr>
+                <w:b w:val="0"/>
+                <w:i w:val="0"/>
+              </w:rPr>
               <w:t>Harvard architecture</w:t>
             </w:r>
           </w:p>
@@ -353,6 +488,10 @@
           <w:p>
             <w:r/>
             <w:r>
+              <w:rPr>
+                <w:b w:val="0"/>
+                <w:i w:val="0"/>
+              </w:rPr>
               <w:t>Separate memories and buses for data and instructions</w:t>
             </w:r>
           </w:p>
@@ -366,6 +505,10 @@
           <w:p>
             <w:r/>
             <w:r>
+              <w:rPr>
+                <w:b w:val="0"/>
+                <w:i w:val="0"/>
+              </w:rPr>
               <w:t>CISC</w:t>
             </w:r>
           </w:p>
@@ -377,6 +520,10 @@
           <w:p>
             <w:r/>
             <w:r>
+              <w:rPr>
+                <w:b w:val="0"/>
+                <w:i w:val="0"/>
+              </w:rPr>
               <w:t>Complex Instruction Set Computer — many complex instructions, complexity in hardware</w:t>
             </w:r>
           </w:p>
@@ -390,6 +537,10 @@
           <w:p>
             <w:r/>
             <w:r>
+              <w:rPr>
+                <w:b w:val="0"/>
+                <w:i w:val="0"/>
+              </w:rPr>
               <w:t>RISC</w:t>
             </w:r>
           </w:p>
@@ -401,6 +552,10 @@
           <w:p>
             <w:r/>
             <w:r>
+              <w:rPr>
+                <w:b w:val="0"/>
+                <w:i w:val="0"/>
+              </w:rPr>
               <w:t>Reduced Instruction Set Computer — few simple fixed-length instructions, one/cycle</w:t>
             </w:r>
           </w:p>
@@ -414,6 +569,10 @@
           <w:p>
             <w:r/>
             <w:r>
+              <w:rPr>
+                <w:b w:val="0"/>
+                <w:i w:val="0"/>
+              </w:rPr>
               <w:t>GPU</w:t>
             </w:r>
           </w:p>
@@ -425,6 +584,10 @@
           <w:p>
             <w:r/>
             <w:r>
+              <w:rPr>
+                <w:b w:val="0"/>
+                <w:i w:val="0"/>
+              </w:rPr>
               <w:t>Many-core processor applying one operation to large data sets in parallel</w:t>
             </w:r>
           </w:p>
@@ -438,6 +601,10 @@
           <w:p>
             <w:r/>
             <w:r>
+              <w:rPr>
+                <w:b w:val="0"/>
+                <w:i w:val="0"/>
+              </w:rPr>
               <w:t>GPGPU</w:t>
             </w:r>
           </w:p>
@@ -449,6 +616,10 @@
           <w:p>
             <w:r/>
             <w:r>
+              <w:rPr>
+                <w:b w:val="0"/>
+                <w:i w:val="0"/>
+              </w:rPr>
               <w:t>Using a GPU for general-purpose (non-graphics) parallel computation</w:t>
             </w:r>
           </w:p>
@@ -462,6 +633,10 @@
           <w:p>
             <w:r/>
             <w:r>
+              <w:rPr>
+                <w:b w:val="0"/>
+                <w:i w:val="0"/>
+              </w:rPr>
               <w:t>Multicore processor</w:t>
             </w:r>
           </w:p>
@@ -473,6 +648,10 @@
           <w:p>
             <w:r/>
             <w:r>
+              <w:rPr>
+                <w:b w:val="0"/>
+                <w:i w:val="0"/>
+              </w:rPr>
               <w:t>A chip containing two or more independent cores</w:t>
             </w:r>
           </w:p>
@@ -486,6 +665,10 @@
           <w:p>
             <w:r/>
             <w:r>
+              <w:rPr>
+                <w:b w:val="0"/>
+                <w:i w:val="0"/>
+              </w:rPr>
               <w:t>Parallel processing</w:t>
             </w:r>
           </w:p>
@@ -497,6 +680,10 @@
           <w:p>
             <w:r/>
             <w:r>
+              <w:rPr>
+                <w:b w:val="0"/>
+                <w:i w:val="0"/>
+              </w:rPr>
               <w:t>Carrying out multiple computations simultaneously across cores</w:t>
             </w:r>
           </w:p>
@@ -509,12 +696,17 @@
         <w:pStyle w:val="Heading2"/>
       </w:pPr>
       <w:r>
+        <w:rPr>
+          <w:b w:val="0"/>
+          <w:i w:val="0"/>
+        </w:rPr>
         <w:t>Worked example / how to — choosing between a multicore CPU and a GPU</w:t>
       </w:r>
     </w:p>
     <w:p>
       <w:r>
         <w:rPr>
+          <w:b w:val="0"/>
           <w:i/>
         </w:rPr>
         <w:t>Scenario: apply the same calculation to millions of data points.</w:t>
@@ -527,19 +719,29 @@
       <w:r>
         <w:rPr>
           <w:b/>
+          <w:i w:val="0"/>
         </w:rPr>
         <w:t>Identify the workload type</w:t>
       </w:r>
       <w:r>
+        <w:rPr>
+          <w:b w:val="0"/>
+          <w:i w:val="0"/>
+        </w:rPr>
         <w:t xml:space="preserve"> — the same operation repeated over huge data with little branching or dependency = highly </w:t>
       </w:r>
       <w:r>
         <w:rPr>
           <w:b/>
+          <w:i w:val="0"/>
         </w:rPr>
         <w:t>data-parallel</w:t>
       </w:r>
       <w:r>
+        <w:rPr>
+          <w:b w:val="0"/>
+          <w:i w:val="0"/>
+        </w:rPr>
         <w:t>.</w:t>
       </w:r>
     </w:p>
@@ -550,28 +752,43 @@
       <w:r>
         <w:rPr>
           <w:b/>
+          <w:i w:val="0"/>
         </w:rPr>
         <w:t>Match to the hardware</w:t>
       </w:r>
       <w:r>
+        <w:rPr>
+          <w:b w:val="0"/>
+          <w:i w:val="0"/>
+        </w:rPr>
         <w:t xml:space="preserve"> — a </w:t>
       </w:r>
       <w:r>
         <w:rPr>
           <w:b/>
+          <w:i w:val="0"/>
         </w:rPr>
         <w:t>GPU</w:t>
       </w:r>
       <w:r>
+        <w:rPr>
+          <w:b w:val="0"/>
+          <w:i w:val="0"/>
+        </w:rPr>
         <w:t xml:space="preserve"> has thousands of small cores, so it processes many data points </w:t>
       </w:r>
       <w:r>
         <w:rPr>
           <w:b/>
+          <w:i w:val="0"/>
         </w:rPr>
         <w:t>simultaneously</w:t>
       </w:r>
       <w:r>
+        <w:rPr>
+          <w:b w:val="0"/>
+          <w:i w:val="0"/>
+        </w:rPr>
         <w:t>; a multicore CPU has fewer, more powerful cores better suited to sequential, branch-heavy work.</w:t>
       </w:r>
     </w:p>
@@ -582,10 +799,15 @@
       <w:r>
         <w:rPr>
           <w:b/>
+          <w:i w:val="0"/>
         </w:rPr>
         <w:t>Add the caveat</w:t>
       </w:r>
       <w:r>
+        <w:rPr>
+          <w:b w:val="0"/>
+          <w:i w:val="0"/>
+        </w:rPr>
         <w:t xml:space="preserve"> — the software must be written to use the GPU; very branchy or dependency-heavy work would suit the CPU.</w:t>
       </w:r>
     </w:p>
@@ -596,19 +818,29 @@
       <w:r>
         <w:rPr>
           <w:b/>
+          <w:i w:val="0"/>
         </w:rPr>
         <w:t>Conclude</w:t>
       </w:r>
       <w:r>
+        <w:rPr>
+          <w:b w:val="0"/>
+          <w:i w:val="0"/>
+        </w:rPr>
         <w:t xml:space="preserve"> — for this uniform, massively parallel task the </w:t>
       </w:r>
       <w:r>
         <w:rPr>
           <w:b/>
+          <w:i w:val="0"/>
         </w:rPr>
         <w:t>GPU</w:t>
       </w:r>
       <w:r>
+        <w:rPr>
+          <w:b w:val="0"/>
+          <w:i w:val="0"/>
+        </w:rPr>
         <w:t xml:space="preserve"> maximises throughput, so it is the better choice.</w:t>
       </w:r>
     </w:p>
@@ -617,6 +849,10 @@
         <w:pStyle w:val="Heading2"/>
       </w:pPr>
       <w:r>
+        <w:rPr>
+          <w:b w:val="0"/>
+          <w:i w:val="0"/>
+        </w:rPr>
         <w:t>Exam tips</w:t>
       </w:r>
     </w:p>
@@ -625,15 +861,24 @@
         <w:pStyle w:val="ListBullet"/>
       </w:pPr>
       <w:r>
+        <w:rPr>
+          <w:b w:val="0"/>
+          <w:i w:val="0"/>
+        </w:rPr>
         <w:t xml:space="preserve">Give </w:t>
       </w:r>
       <w:r>
         <w:rPr>
           <w:b/>
+          <w:i w:val="0"/>
         </w:rPr>
         <w:t>distinct</w:t>
       </w:r>
       <w:r>
+        <w:rPr>
+          <w:b w:val="0"/>
+          <w:i w:val="0"/>
+        </w:rPr>
         <w:t xml:space="preserve"> differences: memory/buses, bottleneck vs simultaneous access, cost/complexity, typical uses — don't repeat the same point reworded.</w:t>
       </w:r>
     </w:p>
@@ -642,15 +887,24 @@
         <w:pStyle w:val="ListBullet"/>
       </w:pPr>
       <w:r>
+        <w:rPr>
+          <w:b w:val="0"/>
+          <w:i w:val="0"/>
+        </w:rPr>
         <w:t xml:space="preserve">Link processor type to a </w:t>
       </w:r>
       <w:r>
         <w:rPr>
           <w:b/>
+          <w:i w:val="0"/>
         </w:rPr>
         <w:t>real use</w:t>
       </w:r>
       <w:r>
+        <w:rPr>
+          <w:b w:val="0"/>
+          <w:i w:val="0"/>
+        </w:rPr>
         <w:t>: RISC/ARM → mobile &amp; embedded (low power); CISC/x86 → desktops; GPU → graphics/GPGPU.</w:t>
       </w:r>
     </w:p>
@@ -659,42 +913,66 @@
         <w:pStyle w:val="ListBullet"/>
       </w:pPr>
       <w:r>
+        <w:rPr>
+          <w:b w:val="0"/>
+          <w:i w:val="0"/>
+        </w:rPr>
         <w:t xml:space="preserve">Explain GPU speed with </w:t>
       </w:r>
       <w:r>
         <w:rPr>
           <w:b/>
+          <w:i w:val="0"/>
         </w:rPr>
         <w:t>two</w:t>
       </w:r>
       <w:r>
+        <w:rPr>
+          <w:b w:val="0"/>
+          <w:i w:val="0"/>
+        </w:rPr>
         <w:t xml:space="preserve"> ideas: </w:t>
       </w:r>
       <w:r>
         <w:rPr>
           <w:b/>
+          <w:i w:val="0"/>
         </w:rPr>
         <w:t>thousands of cores</w:t>
       </w:r>
       <w:r>
+        <w:rPr>
+          <w:b w:val="0"/>
+          <w:i w:val="0"/>
+        </w:rPr>
         <w:t xml:space="preserve"> </w:t>
       </w:r>
       <w:r>
         <w:rPr>
+          <w:b w:val="0"/>
           <w:i/>
         </w:rPr>
         <w:t>and</w:t>
       </w:r>
       <w:r>
+        <w:rPr>
+          <w:b w:val="0"/>
+          <w:i w:val="0"/>
+        </w:rPr>
         <w:t xml:space="preserve"> </w:t>
       </w:r>
       <w:r>
         <w:rPr>
           <w:b/>
+          <w:i w:val="0"/>
         </w:rPr>
         <w:t>the same operation on many data items in parallel</w:t>
       </w:r>
       <w:r>
+        <w:rPr>
+          <w:b w:val="0"/>
+          <w:i w:val="0"/>
+        </w:rPr>
         <w:t>.</w:t>
       </w:r>
     </w:p>
@@ -703,15 +981,24 @@
         <w:pStyle w:val="ListBullet"/>
       </w:pPr>
       <w:r>
+        <w:rPr>
+          <w:b w:val="0"/>
+          <w:i w:val="0"/>
+        </w:rPr>
         <w:t xml:space="preserve">For parallelism questions, name the reason benefit is limited — </w:t>
       </w:r>
       <w:r>
         <w:rPr>
           <w:b/>
+          <w:i w:val="0"/>
         </w:rPr>
         <w:t>data dependency / serial fraction</w:t>
       </w:r>
       <w:r>
+        <w:rPr>
+          <w:b w:val="0"/>
+          <w:i w:val="0"/>
+        </w:rPr>
         <w:t xml:space="preserve"> — and note software must support multiple threads.</w:t>
       </w:r>
     </w:p>
